--- a/CMA_B1_Ch12_AnswerKeys.docx
+++ b/CMA_B1_Ch12_AnswerKeys.docx
@@ -27,7 +27,7 @@
           <w:sz w:val="20"/>
           <w:szCs w:val="20"/>
         </w:rPr>
-        <w:t xml:space="preserve">Section 12.5 · Current Liabilities and Warranties · 37 items · keep this sheet separate from the handout</w:t>
+        <w:t xml:space="preserve">Warranties · Current Liabilities and Warranties · 37 items · keep this sheet separate from the handout</w:t>
       </w:r>
     </w:p>
     <w:tbl>
@@ -2056,7 +2056,7 @@
           <w:sz w:val="20"/>
           <w:szCs w:val="20"/>
         </w:rPr>
-        <w:t xml:space="preserve">The practice set · Current Liabilities and Warranties · 24 items · keep this sheet separate from the handout</w:t>
+        <w:t xml:space="preserve">Current Liabilities and Warranties: exam practice · Current Liabilities and Warranties · 24 items · keep this sheet separate from the handout</w:t>
       </w:r>
     </w:p>
     <w:tbl>
@@ -3598,7 +3598,7 @@
           <w:sz w:val="20"/>
           <w:szCs w:val="20"/>
         </w:rPr>
-        <w:t xml:space="preserve">The practice set · part 3 · Current Liabilities and Warranties · 24 items · keep this sheet separate from the handout</w:t>
+        <w:t xml:space="preserve">Current Liabilities and Warranties: exam practice · part 2 · Current Liabilities and Warranties · 24 items · keep this sheet separate from the handout</w:t>
       </w:r>
     </w:p>
     <w:tbl>
